--- a/docs/Informe_Tesis_v13.docx
+++ b/docs/Informe_Tesis_v13.docx
@@ -10412,7 +10412,7 @@
         <w:ind w:left="-5" w:right="841"/>
       </w:pPr>
       <w:r>
-        <w:t xml:space="preserve">La principal línea de continuidad identificada es la validación de campo del sistema en un comercio real en operación, tal como se plantea en las secciones 1.6 y 3.9. Esto responde a que el presente trabajo evalúa el artefacto en un entorno controlado y no en condiciones reales de uso. Esa validación de campo es también la vía para contrastar TED y NAS con una tasa de error y un nivel de desactualización de stock de base representativos de un operador real, que el diseño actual no permite generar (secciones 6.1 y 7.1). En segundo lugar, se incorporó una suite de pruebas de integración automatizadas (JUnit y Spring Boot Test) sobre los endpoints críticos del backend: carrito, confirmación de pedido y control de acceso. Esta suite se describe en la sección 4.5 y complementa las verificaciones manuales realizadas durante el desarrollo. En tercer lugar, se habían identificado dos tareas técnicas puntuales pendientes de resolución antes de una eventual implementación real: la corrección de la excepción no controlada que exponía el escenario de carrito vacío, y la incorporación de una validación de cantidad máxima del lado del servidor. Esta última cantidad estaba antes impuesta únicamente por la construcción de los botones en n8n (sección 4.4). Ambas se resolvieron en una iteración posterior a la ejecución del experimento. Para el primer caso, se agregó manejo explícito de la excepción (respuesta HTTP 400 con mensaje descriptivo; commit fe7b672 del repositorio, Anexo F). Para el segundo, una validación de rango (1 a 10 unidades) en el endpoint POST /carrito/{chatId}/item (commit 94bb10e del repositorio, Anexo F). </w:t>
+        <w:t xml:space="preserve">La principal línea de continuidad identificada es la validación de campo del sistema en un comercio real en operación, tal como se plantea en las secciones 1.6 y 3.9. Esto responde a que el presente trabajo evalúa el artefacto en un entorno controlado y no en condiciones reales de uso. Esa validación de campo es también la vía para contrastar TED y NAS con una tasa de error y un nivel de desactualización de stock de base representativos de un operador real, que el diseño actual no permite generar (secciones 6.1 y 7.1). En segundo lugar, se incorporó una suite de pruebas de integración automatizadas (JUnit y Spring Boot Test) sobre los endpoints críticos del backend: carrito, confirmación de pedido y control de acceso. Esta suite se describe en la sección 4.5 y complementa las verificaciones manuales realizadas durante el desarrollo. En tercer lugar, se habían identificado dos tareas técnicas puntuales pendientes de resolución antes de una eventual implementación real: la corrección de la excepción no controlada que exponía el escenario de carrito vacío, y la incorporación de una validación de cantidad máxima del lado del servidor. Esta última cantidad estaba antes impuesta únicamente por la construcción de los botones en n8n (sección 4.4). Ambas se resolvieron en una iteración posterior a la ejecución del experimento. Para el primer caso, se agregó manejo explícito de la excepción (respuesta HTTP 400 con mensaje descriptivo; commit 1d95abf del repositorio, Anexo F). Para el segundo, una validación de rango (1 a 10 unidades) en el endpoint POST /carrito/{chatId}/item (commit 237ed83 del repositorio, Anexo F). </w:t>
       </w:r>
     </w:p>
     <w:p>

--- a/docs/Informe_Tesis_v13.docx
+++ b/docs/Informe_Tesis_v13.docx
@@ -10420,7 +10420,7 @@
         <w:ind w:left="-5" w:right="841"/>
       </w:pPr>
       <w:r>
-        <w:t>En una revisión posterior, la auditoría (hallazgo C15) señaló dos observaciones adicionales sobre este mismo flujo, que se investigaron y resolvieron en la misma sesión. La primera era una condición de carrera en la confirmación de pedidos: la comprobación en memoria del estado antes de descontar stock permitía que dos confirmaciones casi simultáneas del mismo pedido (por ejemplo, un doble clic) leyeran ambas el estado no confirmado antes de que la primera terminara de escribir, descontando el stock dos veces. Se corrigió reemplazando esa comprobación por una transición atómica a nivel de base de datos: una sentencia UPDATE condicionada a que el estado no sea ya CONFIRMADO, el mismo patrón ya usado para el descuento de stock. La corrección se validó con diez confirmaciones simultáneas reales sobre el mismo pedido y con el test de regresión confirmarEstadoDosVecesNoDescuentaStockDosVeces (sección 4.5). La segunda cuestionaba si la cantidad acumulada de un mismo producto al agregarlo dos veces al carrito debía limitarse al máximo de 10 unidades por interacción impuesto por el menú de botones de Telegram (sección 4.4). Se determinó que ese límite es exclusivo de la interfaz de botones y no una regla de negocio, por lo que la cantidad acumulada puede superar las 10 unidades sin inconveniente, siempre que la disponibilidad se valide contra el stock real al confirmar el pedido. Este comportamiento ya lo implementaba correctamente el sistema, y quedó cubierto con dos tests de regresión adicionales (sección 4.5).</w:t>
+        <w:t>En una revisión posterior del código, se identificaron dos observaciones adicionales sobre este mismo flujo, que se investigaron y resolvieron en la misma sesión. La primera era una condición de carrera en la confirmación de pedidos: la comprobación en memoria del estado antes de descontar stock permitía que dos confirmaciones casi simultáneas del mismo pedido (por ejemplo, un doble clic) leyeran ambas el estado no confirmado antes de que la primera terminara de escribir, descontando el stock dos veces. Se corrigió reemplazando esa comprobación por una transición atómica a nivel de base de datos: una sentencia UPDATE condicionada a que el estado no sea ya CONFIRMADO, el mismo patrón ya usado para el descuento de stock. La corrección se validó con diez confirmaciones simultáneas reales sobre el mismo pedido y con el test de regresión confirmarEstadoDosVecesNoDescuentaStockDosVeces (sección 4.5). La segunda cuestionaba si la cantidad acumulada de un mismo producto al agregarlo dos veces al carrito debía limitarse al máximo de 10 unidades por interacción impuesto por el menú de botones de Telegram (sección 4.4). Se determinó que ese límite es exclusivo de la interfaz de botones y no una regla de negocio, por lo que la cantidad acumulada puede superar las 10 unidades sin inconveniente, siempre que la disponibilidad se valide contra el stock real al confirmar el pedido. Este comportamiento ya lo implementaba correctamente el sistema, y quedó cubierto con dos tests de regresión adicionales (sección 4.5).</w:t>
       </w:r>
     </w:p>
     <w:p>

--- a/docs/Informe_Tesis_v13.docx
+++ b/docs/Informe_Tesis_v13.docx
@@ -8526,7 +8526,7 @@
         <w:ind w:left="-5" w:right="841"/>
       </w:pPr>
       <w:r>
-        <w:t xml:space="preserve">Asimismo, se verificó de forma manual la correcta interacción entre los distintos módulos del sistema: la comunicación entre el frontend y la API, la comunicación entre la API y la base de datos MySQL, y la comunicación entre n8n, el bot de Telegram y la API REST. Adicionalmente, se incorporó una suite de pruebas de integración automatizadas (JUnit 5 y Spring Boot Test, con MockMvc) que cubre específicamente los endpoints de carrito y confirmación de pedido que sostienen los resultados del Capítulo 5. Esta suite prueba: la validación de cantidad máxima del lado del servidor; el escenario de carrito vacío; la confirmación de pedidos con stock suficiente e insuficiente; el descuento de stock al pasar un pedido a estado CONFIRMADO; la ausencia de descuento duplicado ante una confirmación repetida del mismo pedido; la acumulación de cantidades de un mismo producto en el carrito por encima del máximo de 10 unidades por interacción y su validación contra el stock real al confirmar; y el control de acceso mediante autenticación JWT sobre los endpoints administrativos. La suite se ejecuta de manera repetible mediante Maven y se documenta en el repositorio de código (Anexo F). </w:t>
+        <w:t xml:space="preserve">Asimismo, se verificó de forma manual la correcta interacción entre los distintos módulos del sistema: la comunicación entre el frontend y la API, la comunicación entre la API y la base de datos MySQL, y la comunicación entre n8n, el bot de Telegram y la API REST. Adicionalmente, se incorporó una suite de pruebas de integración automatizadas (JUnit 5 y Spring Boot Test, con MockMvc) que cubre específicamente los endpoints de carrito y confirmación de pedido que sostienen los resultados del Capítulo 5. Esta suite prueba: la validación de cantidad máxima del lado del servidor; el escenario de carrito vacío; la confirmación de pedidos con stock suficiente e insuficiente; el descuento de stock al pasar un pedido a estado CONFIRMADO; la ausencia de descuento duplicado ante una confirmación repetida del mismo pedido; la acumulación de cantidades de un mismo producto en el carrito por encima del máximo de 10 unidades por interacción y su validación contra el stock real al confirmar; el filtrado del historial de pedidos por rango de fecha; y el control de acceso mediante autenticación JWT sobre los endpoints administrativos. La suite se ejecuta de manera repetible mediante Maven y se documenta en el repositorio de código (Anexo F). </w:t>
       </w:r>
     </w:p>
     <w:p>

--- a/docs/Informe_Tesis_v13.docx
+++ b/docs/Informe_Tesis_v13.docx
@@ -8487,6 +8487,67 @@
     </w:p>
     <w:p>
       <w:pPr>
+        <w:spacing w:after="0" w:line="259" w:lineRule="auto"/>
+        <w:ind w:left="0" w:right="0" w:firstLine="0"/>
+        <w:jc w:val="right"/>
+      </w:pPr>
+      <w:r>
+        <w:rPr>
+          <w:noProof/>
+          <w:sz w:val="22"/>
+        </w:rPr>
+        <w:drawing>
+          <wp:inline distT="0" distB="0" distL="0" distR="0" wp14:anchorId="7A1B0002" wp14:editId="7A1B0003">
+            <wp:extent cx="5586984" cy="5035904"/>
+            <wp:effectExtent l="0" t="0" r="0" b="0"/>
+            <wp:docPr id="30001" name="Picture 30001"/>
+            <wp:cNvGraphicFramePr>
+              <a:graphicFrameLocks xmlns:a="http://schemas.openxmlformats.org/drawingml/2006/main" noChangeAspect="1"/>
+            </wp:cNvGraphicFramePr>
+            <a:graphic xmlns:a="http://schemas.openxmlformats.org/drawingml/2006/main">
+              <a:graphicData uri="http://schemas.openxmlformats.org/drawingml/2006/picture">
+                <pic:pic xmlns:pic="http://schemas.openxmlformats.org/drawingml/2006/picture">
+                  <pic:nvPicPr>
+                    <pic:cNvPr id="30002" name="Picture 30002"/>
+                    <pic:cNvPicPr/>
+                  </pic:nvPicPr>
+                  <pic:blipFill>
+                    <a:blip r:embed="rId22"/>
+                    <a:stretch>
+                      <a:fillRect/>
+                    </a:stretch>
+                  </pic:blipFill>
+                  <pic:spPr>
+                    <a:xfrm>
+                      <a:off x="0" y="0"/>
+                      <a:ext cx="5586984" cy="5035904"/>
+                    </a:xfrm>
+                    <a:prstGeom prst="rect">
+                      <a:avLst/>
+                    </a:prstGeom>
+                  </pic:spPr>
+                </pic:pic>
+              </a:graphicData>
+            </a:graphic>
+          </wp:inline>
+        </w:drawing>
+      </w:r>
+      <w:r>
+        <w:t xml:space="preserve"> </w:t>
+      </w:r>
+    </w:p>
+    <w:p>
+      <w:pPr>
+        <w:spacing w:after="329" w:line="262" w:lineRule="auto"/>
+        <w:ind w:right="792"/>
+        <w:jc w:val="center"/>
+      </w:pPr>
+      <w:r>
+        <w:t xml:space="preserve">Figura 4.4c. Diagrama de proceso (BPMN simplificado, en carriles por actor) del flujo de toma de pedidos por Telegram descripto en esta sección: Cliente, Bot de Telegram (n8n), Backend (API REST) y Operador. Complementa, a nivel de proceso de negocio, el diagrama de secuencia técnico de la Figura 4.4. Fuente: docs/diagramas/diagrama_bpmn_pedido.mmd (repositorio de código, Anexo F). </w:t>
+      </w:r>
+    </w:p>
+    <w:p>
+      <w:pPr>
         <w:pStyle w:val="Ttulo3"/>
         <w:ind w:left="-5"/>
       </w:pPr>
@@ -10225,11 +10286,7 @@
         <w:ind w:left="-5" w:right="841"/>
       </w:pPr>
       <w:r>
-        <w:t xml:space="preserve">Cabe aclarar, además, que este trabajo no realizó una estimación cuantitativa independiente de la magnitud del efecto de práctica residual sobre los 20 escenarios de medición, aun </w:t>
-      </w:r>
-      <w:r>
-        <w:lastRenderedPageBreak/>
-        <w:t xml:space="preserve">incorporando los escenarios de calentamiento. Por eso, su posible contribución a la reducción observada en TPP no pudo aislarse ni descontarse por completo del efecto atribuido específicamente al artefacto. Esta ausencia de aislamiento cuantitativo constituye una limitación adicional a las ya señaladas en esta sección, y se identifica como tarea pendiente para una réplica futura del experimento (sección 7.2). </w:t>
+        <w:t xml:space="preserve">Se realizó, no obstante, un análisis exploratorio parcial para acotar la magnitud de un eventual efecto de práctica residual dentro de la propia corrida cronometrada (docs/analisis/compute_practica_residual.py, Anexo B). Dado que los 5 escenarios de calentamiento no se cronometraron (sección 3.4), no es posible compararlos directamente contra los escenarios medidos. En su lugar, se comparó la primera mitad (escenarios 1 a 6) contra la segunda mitad (escenarios 8 a 13) del subconjunto más homogéneo de escenarios medidos —los trece de tipo “Simple 1 producto” (Tabla 3.1)—, donde la complejidad de la tarea se mantiene aproximadamente constante y una tendencia decreciente resultaría atribuible principalmente a la práctica y no a diferencias de dificultad entre escenarios. La diferencia observada fue pequeña en ambas condiciones: 1,50 s en el pretest (32,33 s vs. 30,83 s) y 0,50 s en el postest (22,17 s vs. 21,67 s), frente a una reducción global de 13,70 s entre pretest y postest. La correlación entre la posición del escenario y su TPP no fue significativa en el pretest (Spearman ρ = −0,22; p = 0,47) y alcanzó significación solo con el estadístico no paramétrico en el postest (Spearman ρ = −0,64; p = 0,02; Pearson r = −0,41; p = 0,16), resultado impulsado en buena medida por el escenario 8, ya identificado en la sección 5.2 como el único caso que favoreció al pretest por un contratiempo operativo puntual —un reintento de selección de categoría— y no por dificultad inherente. Este análisis no reemplaza a una comparación directa contra los escenarios de calentamiento, que hubiera requerido cronometrarlos, algo que este trabajo no hizo; pero sí acota la magnitud plausible del efecto de práctica residual dentro de la corrida medida: de existir, es pequeño en comparación con la reducción global observada, y no parece explicar por sí solo la magnitud del efecto atribuido al artefacto. La estimación completa —comparando escenarios de calentamiento cronometrados contra los primeros escenarios medidos— queda como tarea pendiente para una réplica futura del experimento (sección 7.2). </w:t>
       </w:r>
     </w:p>
     <w:p>
@@ -10428,11 +10485,11 @@
         <w:ind w:left="-5" w:right="841"/>
       </w:pPr>
       <w:r>
-        <w:t xml:space="preserve">La auditoría señaló además, como riesgo de seguridad, que la configuración de desarrollo versionaba credenciales sensibles: un usuario de MySQL sin contraseña y valores por defecto para el secreto de firma JWT y la clave compartida de la integración con n8n. Estos valores permitían levantar el sistema sin definir ningún secreto real. Se separó la configuración en un </w:t>
+        <w:t xml:space="preserve">También se identificó, como riesgo de seguridad, que la configuración de desarrollo versionaba credenciales sensibles: un usuario de MySQL sin contraseña y valores por defecto para el secreto de firma JWT y la clave compartida de la integración con n8n. Estos valores permitían levantar el sistema sin definir ningún secreto real. Se separó la configuración en un </w:t>
       </w:r>
       <w:r>
         <w:lastRenderedPageBreak/>
-        <w:t>perfil "dev" —activo por defecto, sin cambios en el flujo de trabajo local ni en la suite de pruebas— con esos valores de conveniencia. El archivo de configuración base, en cambio, no tiene valores por defecto para las credenciales de base de datos, el secreto JWT y la clave de n8n: cualquier otro perfil de despliegue debe definirlas por variable de entorno, o el arranque falla con un error explícito. Se agregó además la posibilidad de marcar la cookie de sesión JWT como Secure (solo HTTPS) mediante una variable de entorno, deshabilitada por defecto para no romper el desarrollo local sobre HTTP.</w:t>
+        <w:t>perfil "dev" —activo por defecto, sin cambios en el flujo de trabajo local ni en la suite de pruebas— con esos valores de conveniencia. El archivo de configuración base, en cambio, no tiene valores por defecto para las credenciales de base de datos, el secreto JWT y la clave de n8n: cualquier otro perfil de despliegue debe definirlas por variable de entorno, o el arranque falla con un error explícito. Se agregó además la posibilidad de marcar la cookie de sesión JWT como Secure (solo HTTPS) mediante una variable de entorno, deshabilitada por defecto para no romper el desarrollo local sobre HTTP. Se agregó además un perfil “prod” (application-prod.properties) que sobreescribe spring.jpa.hibernate.ddl-auto de “update”, conveniente mientras el modelo de datos todavía cambiaba en desarrollo, a “validate”: en un despliegue real, Hibernate compara el esquema existente contra las entidades y falla el arranque si no coinciden, en lugar de crear o alterar tablas automáticamente.</w:t>
       </w:r>
     </w:p>
     <w:p>
@@ -11715,7 +11772,7 @@
         <w:ind w:left="-5" w:right="841"/>
       </w:pPr>
       <w:r>
-        <w:t xml:space="preserve">Los estadísticos reportados en la sección 5.1 —medias, desvíos estándar, prueba de Shapiro-Wilk, prueba de Wilcoxon, tamaño del efecto r y el intervalo de confianza bootstrap para la diferencia de medianas de TPP— se calcularon a partir de los datos crudos del Anexo A. Para ello se utilizó la biblioteca SciPy de Python. El script reproducible (docs/analisis/compute_stats.py) y la salida real de su ejecución (docs/analisis/salida_compute_stats.txt) se incluyen en el repositorio de código (Anexo F), de modo que los valores informados pueden recalcularse directamente sobre el Anexo A sin depender de una reconstrucción manual. El esquema de la base de datos (DDL), generado a partir de las seis entidades JPA descriptas en la sección 4.3, se documenta en docs/analisis/schema.sql dentro del mismo repositorio. </w:t>
+        <w:t xml:space="preserve">Los estadísticos reportados en la sección 5.1 —medias, desvíos estándar, prueba de Shapiro-Wilk, prueba de Wilcoxon, tamaño del efecto r y el intervalo de confianza bootstrap para la diferencia de medianas de TPP— se calcularon a partir de los datos crudos del Anexo A. Para ello se utilizó la biblioteca SciPy de Python. El script reproducible (docs/analisis/compute_stats.py) y la salida real de su ejecución (docs/analisis/salida_compute_stats.txt) se incluyen en el repositorio de código (Anexo F), de modo que los valores informados pueden recalcularse directamente sobre el Anexo A sin depender de una reconstrucción manual. El esquema de la base de datos (DDL), generado a partir de las seis entidades JPA descriptas en la sección 4.3, se documenta en docs/analisis/schema.sql dentro del mismo repositorio. El análisis exploratorio del efecto de práctica residual discutido en la sección 6.2 se calculó de la misma manera, a partir de los horarios crudos de las hojas Pretest y Postest del Anexo A, con el script docs/analisis/compute_practica_residual.py y su salida real docs/analisis/salida_compute_practica_residual.txt, incluidos también en el repositorio de código (Anexo F). </w:t>
       </w:r>
     </w:p>
     <w:p>

--- a/docs/Informe_Tesis_v13.docx
+++ b/docs/Informe_Tesis_v13.docx
@@ -2398,7 +2398,7 @@
         <w:rPr>
           <w:noProof/>
         </w:rPr>
-        <w:t>48</w:t>
+        <w:t>49</w:t>
       </w:r>
       <w:r>
         <w:fldChar w:fldCharType="end"/>
@@ -8496,6 +8496,7 @@
           <w:noProof/>
           <w:sz w:val="22"/>
         </w:rPr>
+        <w:lastRenderedPageBreak/>
         <w:drawing>
           <wp:inline distT="0" distB="0" distL="0" distR="0" wp14:anchorId="7A1B0002" wp14:editId="7A1B0003">
             <wp:extent cx="5586984" cy="5035904"/>
@@ -8512,7 +8513,7 @@
                     <pic:cNvPicPr/>
                   </pic:nvPicPr>
                   <pic:blipFill>
-                    <a:blip r:embed="rId22"/>
+                    <a:blip r:embed="rId15"/>
                     <a:stretch>
                       <a:fillRect/>
                     </a:stretch>
@@ -8555,31 +8556,34 @@
       <w:bookmarkStart w:id="69" w:name="sec4_5"/>
       <w:bookmarkEnd w:id="68"/>
       <w:r>
+        <w:t>4.5 Pruebas del sistema y validación del artefacto</w:t>
+      </w:r>
+      <w:bookmarkEnd w:id="69"/>
+      <w:r>
+        <w:rPr>
+          <w:color w:val="2E74B5"/>
+        </w:rPr>
+        <w:t xml:space="preserve"> </w:t>
+      </w:r>
+    </w:p>
+    <w:p>
+      <w:pPr>
+        <w:ind w:left="-5" w:right="841"/>
+      </w:pPr>
+      <w:r>
+        <w:t xml:space="preserve">Con el objetivo de garantizar el correcto funcionamiento del sistema y validar su desempeño, se realizaron distintas instancias de prueba abarcando múltiples niveles de análisis, conforme al enfoque de evaluación del artefacto propio del paradigma DSR (Hevner et al., 2004). </w:t>
+      </w:r>
+    </w:p>
+    <w:p>
+      <w:pPr>
+        <w:ind w:left="-5" w:right="841"/>
+      </w:pPr>
+      <w:r>
+        <w:t xml:space="preserve">Durante el desarrollo se realizaron verificaciones funcionales manuales orientadas a comprobar el comportamiento de los componentes de la API —particularmente la lógica de validación de datos y el manejo de errores en cada endpoint. Estas verificaciones se llevaron a cabo consumiendo la propia API desde el frontend de la aplicación y, en el caso de los endpoints vinculados a la toma de pedidos, mediante interacción directa con el bot de Telegram. En cada caso se observaron las respuestas devueltas y el comportamiento resultante en la base de </w:t>
+      </w:r>
+      <w:r>
         <w:lastRenderedPageBreak/>
-        <w:t>4.5 Pruebas del sistema y validación del artefacto</w:t>
-      </w:r>
-      <w:bookmarkEnd w:id="69"/>
-      <w:r>
-        <w:rPr>
-          <w:color w:val="2E74B5"/>
-        </w:rPr>
-        <w:t xml:space="preserve"> </w:t>
-      </w:r>
-    </w:p>
-    <w:p>
-      <w:pPr>
-        <w:ind w:left="-5" w:right="841"/>
-      </w:pPr>
-      <w:r>
-        <w:t xml:space="preserve">Con el objetivo de garantizar el correcto funcionamiento del sistema y validar su desempeño, se realizaron distintas instancias de prueba abarcando múltiples niveles de análisis, conforme al enfoque de evaluación del artefacto propio del paradigma DSR (Hevner et al., 2004). </w:t>
-      </w:r>
-    </w:p>
-    <w:p>
-      <w:pPr>
-        <w:ind w:left="-5" w:right="841"/>
-      </w:pPr>
-      <w:r>
-        <w:t xml:space="preserve">Durante el desarrollo se realizaron verificaciones funcionales manuales orientadas a comprobar el comportamiento de los componentes de la API —particularmente la lógica de validación de datos y el manejo de errores en cada endpoint. Estas verificaciones se llevaron a cabo consumiendo la propia API desde el frontend de la aplicación y, en el caso de los endpoints vinculados a la toma de pedidos, mediante interacción directa con el bot de Telegram. En cada caso se observaron las respuestas devueltas y el comportamiento resultante en la base de datos. No se utilizó una herramienta dedicada de prueba de peticiones HTTP (como Postman) ni una especificación OpenAPI. Las pruebas de los endpoints CRUD (productos, categorías, pedidos) se ejecutaron, en cambio, a través de las mismas pantallas de la SPA que los consume en producción: esto permitió verificar el comportamiento end-to-end del sistema tal como lo experimentaría un operador real, aunque no permitió aislar cada endpoint de forma independiente del resto de la interfaz. Las capturas incluidas en el Anexo E documentan estas pruebas sobre la SPA y sobre el bot. </w:t>
+        <w:t xml:space="preserve">datos. No se utilizó una herramienta dedicada de prueba de peticiones HTTP (como Postman) ni una especificación OpenAPI. Las pruebas de los endpoints CRUD (productos, categorías, pedidos) se ejecutaron, en cambio, a través de las mismas pantallas de la SPA que los consume en producción: esto permitió verificar el comportamiento end-to-end del sistema tal como lo experimentaría un operador real, aunque no permitió aislar cada endpoint de forma independiente del resto de la interfaz. Las capturas incluidas en el Anexo E documentan estas pruebas sobre la SPA y sobre el bot. </w:t>
       </w:r>
     </w:p>
     <w:p>
@@ -8603,184 +8607,8 @@
         <w:ind w:left="-5" w:right="841"/>
       </w:pPr>
       <w:r>
-        <w:t xml:space="preserve">Los resultados de las pruebas permitieron identificar y corregir inconsistencias en la validación de datos, optimizar la estructura de algunos endpoints y ajustar los flujos de n8n para mejorar </w:t>
-      </w:r>
-      <w:r>
-        <w:lastRenderedPageBreak/>
-        <w:t xml:space="preserve">su robustez frente a mensajes malformados. Esta etapa de pruebas iterativas es coherente con el enfoque DSR, que concibe el desarrollo y la evaluación del artefacto como un proceso cíclico orientado a la mejora continua. </w:t>
-      </w:r>
-    </w:p>
-    <w:p>
-      <w:pPr>
-        <w:ind w:left="-5" w:right="841"/>
-      </w:pPr>
-    </w:p>
-    <w:p>
-      <w:pPr>
-        <w:ind w:left="-5" w:right="841"/>
-      </w:pPr>
-    </w:p>
-    <w:p>
-      <w:pPr>
-        <w:ind w:left="-5" w:right="841"/>
-      </w:pPr>
-    </w:p>
-    <w:p>
-      <w:pPr>
-        <w:ind w:left="-5" w:right="841"/>
-      </w:pPr>
-    </w:p>
-    <w:p>
-      <w:pPr>
-        <w:ind w:left="-5" w:right="841"/>
-      </w:pPr>
-    </w:p>
-    <w:p>
-      <w:pPr>
-        <w:ind w:left="-5" w:right="841"/>
-      </w:pPr>
-    </w:p>
-    <w:p>
-      <w:pPr>
-        <w:ind w:left="-5" w:right="841"/>
-      </w:pPr>
-    </w:p>
-    <w:p>
-      <w:pPr>
-        <w:ind w:left="-5" w:right="841"/>
-      </w:pPr>
-    </w:p>
-    <w:p>
-      <w:pPr>
-        <w:ind w:left="-5" w:right="841"/>
-      </w:pPr>
-    </w:p>
-    <w:p>
-      <w:pPr>
-        <w:ind w:left="-5" w:right="841"/>
-      </w:pPr>
-    </w:p>
-    <w:p>
-      <w:pPr>
-        <w:ind w:left="-5" w:right="841"/>
-      </w:pPr>
-    </w:p>
-    <w:p>
-      <w:pPr>
-        <w:ind w:left="-5" w:right="841"/>
-      </w:pPr>
-    </w:p>
-    <w:p>
-      <w:pPr>
-        <w:spacing w:after="0" w:line="259" w:lineRule="auto"/>
-        <w:ind w:left="0" w:right="0" w:firstLine="0"/>
-        <w:jc w:val="left"/>
-      </w:pPr>
-    </w:p>
-    <w:p>
-      <w:pPr>
-        <w:spacing w:after="0" w:line="259" w:lineRule="auto"/>
-        <w:ind w:left="0" w:right="0" w:firstLine="0"/>
-        <w:jc w:val="left"/>
-      </w:pPr>
-    </w:p>
-    <w:p>
-      <w:pPr>
-        <w:spacing w:after="0" w:line="259" w:lineRule="auto"/>
-        <w:ind w:left="0" w:right="0" w:firstLine="0"/>
-        <w:jc w:val="left"/>
-      </w:pPr>
-    </w:p>
-    <w:p>
-      <w:pPr>
-        <w:spacing w:after="0" w:line="259" w:lineRule="auto"/>
-        <w:ind w:left="0" w:right="0" w:firstLine="0"/>
-        <w:jc w:val="left"/>
-      </w:pPr>
-    </w:p>
-    <w:p>
-      <w:pPr>
-        <w:spacing w:after="0" w:line="259" w:lineRule="auto"/>
-        <w:ind w:left="0" w:right="0" w:firstLine="0"/>
-        <w:jc w:val="left"/>
-      </w:pPr>
-    </w:p>
-    <w:p>
-      <w:pPr>
-        <w:spacing w:after="0" w:line="259" w:lineRule="auto"/>
-        <w:ind w:left="0" w:right="0" w:firstLine="0"/>
-        <w:jc w:val="left"/>
-      </w:pPr>
-    </w:p>
-    <w:p>
-      <w:pPr>
-        <w:spacing w:after="0" w:line="259" w:lineRule="auto"/>
-        <w:ind w:left="0" w:right="0" w:firstLine="0"/>
-        <w:jc w:val="left"/>
-      </w:pPr>
-    </w:p>
-    <w:p>
-      <w:pPr>
-        <w:spacing w:after="0" w:line="259" w:lineRule="auto"/>
-        <w:ind w:left="0" w:right="0" w:firstLine="0"/>
-        <w:jc w:val="left"/>
-      </w:pPr>
-    </w:p>
-    <w:p>
-      <w:pPr>
-        <w:spacing w:after="0" w:line="259" w:lineRule="auto"/>
-        <w:ind w:left="0" w:right="0" w:firstLine="0"/>
-        <w:jc w:val="left"/>
-      </w:pPr>
-    </w:p>
-    <w:p>
-      <w:pPr>
-        <w:spacing w:after="0" w:line="259" w:lineRule="auto"/>
-        <w:ind w:left="0" w:right="0" w:firstLine="0"/>
-        <w:jc w:val="left"/>
-      </w:pPr>
-    </w:p>
-    <w:p>
-      <w:pPr>
-        <w:spacing w:after="0" w:line="259" w:lineRule="auto"/>
-        <w:ind w:left="0" w:right="0" w:firstLine="0"/>
-        <w:jc w:val="left"/>
-      </w:pPr>
-    </w:p>
-    <w:p>
-      <w:pPr>
-        <w:spacing w:after="0" w:line="259" w:lineRule="auto"/>
-        <w:ind w:left="0" w:right="0" w:firstLine="0"/>
-        <w:jc w:val="left"/>
-      </w:pPr>
-    </w:p>
-    <w:p>
-      <w:pPr>
-        <w:spacing w:after="0" w:line="259" w:lineRule="auto"/>
-        <w:ind w:left="0" w:right="0" w:firstLine="0"/>
-        <w:jc w:val="left"/>
-      </w:pPr>
-    </w:p>
-    <w:p>
-      <w:pPr>
-        <w:spacing w:after="0" w:line="259" w:lineRule="auto"/>
-        <w:ind w:left="0" w:right="0" w:firstLine="0"/>
-        <w:jc w:val="left"/>
-      </w:pPr>
-    </w:p>
-    <w:p>
-      <w:pPr>
-        <w:spacing w:after="0" w:line="259" w:lineRule="auto"/>
-        <w:ind w:left="0" w:right="0" w:firstLine="0"/>
-        <w:jc w:val="left"/>
-      </w:pPr>
-    </w:p>
-    <w:p>
-      <w:pPr>
-        <w:spacing w:after="0" w:line="259" w:lineRule="auto"/>
-        <w:ind w:left="0" w:right="0" w:firstLine="0"/>
-        <w:jc w:val="left"/>
-      </w:pPr>
+        <w:t xml:space="preserve">Los resultados de las pruebas permitieron identificar y corregir inconsistencias en la validación de datos, optimizar la estructura de algunos endpoints y ajustar los flujos de n8n para mejorar su robustez frente a mensajes malformados. Esta etapa de pruebas iterativas es coherente con el enfoque DSR, que concibe el desarrollo y la evaluación del artefacto como un proceso cíclico orientado a la mejora continua. </w:t>
+      </w:r>
     </w:p>
     <w:p>
       <w:pPr>
@@ -9993,7 +9821,7 @@
           <wp:inline distT="0" distB="0" distL="0" distR="0" wp14:anchorId="56750D20" wp14:editId="63856C19">
             <wp:extent cx="5400000" cy="4050000"/>
             <wp:effectExtent l="0" t="0" r="0" b="0"/>
-            <wp:docPr id="30001" name="Picture 30001"/>
+            <wp:docPr id="876153663" name="Picture 30001"/>
             <wp:cNvGraphicFramePr>
               <a:graphicFrameLocks xmlns:a="http://schemas.openxmlformats.org/drawingml/2006/main" noChangeAspect="1"/>
             </wp:cNvGraphicFramePr>
@@ -10005,7 +9833,7 @@
                     <pic:cNvPicPr/>
                   </pic:nvPicPr>
                   <pic:blipFill>
-                    <a:blip r:embed="rId15"/>
+                    <a:blip r:embed="rId16"/>
                     <a:stretch>
                       <a:fillRect/>
                     </a:stretch>
@@ -10061,7 +9889,7 @@
                     <pic:cNvPicPr/>
                   </pic:nvPicPr>
                   <pic:blipFill>
-                    <a:blip r:embed="rId16"/>
+                    <a:blip r:embed="rId17"/>
                     <a:stretch>
                       <a:fillRect/>
                     </a:stretch>
@@ -10286,7 +10114,11 @@
         <w:ind w:left="-5" w:right="841"/>
       </w:pPr>
       <w:r>
-        <w:t xml:space="preserve">Se realizó, no obstante, un análisis exploratorio parcial para acotar la magnitud de un eventual efecto de práctica residual dentro de la propia corrida cronometrada (docs/analisis/compute_practica_residual.py, Anexo B). Dado que los 5 escenarios de calentamiento no se cronometraron (sección 3.4), no es posible compararlos directamente contra los escenarios medidos. En su lugar, se comparó la primera mitad (escenarios 1 a 6) contra la segunda mitad (escenarios 8 a 13) del subconjunto más homogéneo de escenarios medidos —los trece de tipo “Simple 1 producto” (Tabla 3.1)—, donde la complejidad de la tarea se mantiene aproximadamente constante y una tendencia decreciente resultaría atribuible principalmente a la práctica y no a diferencias de dificultad entre escenarios. La diferencia observada fue pequeña en ambas condiciones: 1,50 s en el pretest (32,33 s vs. 30,83 s) y 0,50 s en el postest (22,17 s vs. 21,67 s), frente a una reducción global de 13,70 s entre pretest y postest. La correlación entre la posición del escenario y su TPP no fue significativa en el pretest (Spearman ρ = −0,22; p = 0,47) y alcanzó significación solo con el estadístico no paramétrico en el postest (Spearman ρ = −0,64; p = 0,02; Pearson r = −0,41; p = 0,16), resultado impulsado en buena medida por el escenario 8, ya identificado en la sección 5.2 como el único caso que favoreció al pretest por un contratiempo operativo puntual —un reintento de selección de categoría— y no por dificultad inherente. Este análisis no reemplaza a una comparación directa contra los escenarios de calentamiento, que hubiera requerido cronometrarlos, algo que este trabajo no hizo; pero sí acota la magnitud plausible del efecto de práctica residual dentro de la corrida medida: de existir, es pequeño en comparación con la reducción global observada, y no parece explicar por sí solo la magnitud del efecto atribuido al artefacto. La estimación completa —comparando escenarios de calentamiento cronometrados contra los primeros escenarios medidos— queda como tarea pendiente para una réplica futura del experimento (sección 7.2). </w:t>
+        <w:t xml:space="preserve">Se realizó, no obstante, un análisis exploratorio parcial para acotar la magnitud de un eventual efecto de práctica residual dentro de la propia corrida cronometrada </w:t>
+      </w:r>
+      <w:r>
+        <w:lastRenderedPageBreak/>
+        <w:t xml:space="preserve">(docs/analisis/compute_practica_residual.py, Anexo B). Dado que los 5 escenarios de calentamiento no se cronometraron (sección 3.4), no es posible compararlos directamente contra los escenarios medidos. En su lugar, se comparó la primera mitad (escenarios 1 a 6) contra la segunda mitad (escenarios 8 a 13) del subconjunto más homogéneo de escenarios medidos —los trece de tipo “Simple 1 producto” (Tabla 3.1)—, donde la complejidad de la tarea se mantiene aproximadamente constante y una tendencia decreciente resultaría atribuible principalmente a la práctica y no a diferencias de dificultad entre escenarios. La diferencia observada fue pequeña en ambas condiciones: 1,50 s en el pretest (32,33 s vs. 30,83 s) y 0,50 s en el postest (22,17 s vs. 21,67 s), frente a una reducción global de 13,70 s entre pretest y postest. La correlación entre la posición del escenario y su TPP no fue significativa en el pretest (Spearman ρ = −0,22; p = 0,47) y alcanzó significación solo con el estadístico no paramétrico en el postest (Spearman ρ = −0,64; p = 0,02; Pearson r = −0,41; p = 0,16), resultado impulsado en buena medida por el escenario 8, ya identificado en la sección 5.2 como el único caso que favoreció al pretest por un contratiempo operativo puntual —un reintento de selección de categoría— y no por dificultad inherente. Este análisis no reemplaza a una comparación directa contra los escenarios de calentamiento, que hubiera requerido cronometrarlos, algo que este trabajo no hizo; pero sí acota la magnitud plausible del efecto de práctica residual dentro de la corrida medida: de existir, es pequeño en comparación con la reducción global observada, y no parece explicar por sí solo la magnitud del efecto atribuido al artefacto. La estimación completa —comparando escenarios de calentamiento cronometrados contra los primeros escenarios medidos— queda como tarea pendiente para una réplica futura del experimento (sección 7.2). </w:t>
       </w:r>
     </w:p>
     <w:p>
@@ -10318,6 +10150,7 @@
         <w:ind w:left="-5" w:right="841"/>
       </w:pPr>
       <w:r>
+        <w:lastRenderedPageBreak/>
         <w:t xml:space="preserve">Por último, el escenario de carrito vacío (Anexo A) se excluyó del análisis cuantitativo por no tener un equivalente válido en la modalidad manual. Su verificación exploratoria confirmó que exponía una excepción no controlada en el backend, corregida en una iteración posterior a la ejecución del experimento (sección 7.2). </w:t>
       </w:r>
     </w:p>
@@ -10364,7 +10197,6 @@
       <w:bookmarkStart w:id="83" w:name="ch7"/>
       <w:bookmarkEnd w:id="82"/>
       <w:r>
-        <w:lastRenderedPageBreak/>
         <w:t>CAPÍTULO 7: Conclusiones y Trabajos Futuros</w:t>
       </w:r>
       <w:bookmarkEnd w:id="83"/>
@@ -10432,7 +10264,11 @@
         <w:ind w:left="-5" w:right="841"/>
       </w:pPr>
       <w:r>
-        <w:t xml:space="preserve">Respecto de la hipótesis de trabajo, H1 no se confirma en su umbral literal de una reducción de al menos el 50% del TPP: el valor observado fue del 34,9% sobre las medias y del 35,9% sobre la mediana de las diferencias pareadas. La reducción es, no obstante, estadísticamente significativa (p = 9,54×10⁻⁶) y de tamaño de efecto grande (r = 0,60; Cohen, 1988), y se sostiene bajo un instrumento de medición único y consistente entre condiciones (sección 3.5). TED y NAS, reportadas de forma descriptiva y sin hipótesis asociada, no mostraron diferencia entre condiciones. Esto se debe a que la condición pretest, operada por los propios autores del sistema, no logró generar una tasa de error ni un nivel de desactualización de stock de base representativos de un operador real. Estos resultados, por lo tanto, no deben interpretarse como evidencia de que la automatización no mejora esos aspectos, sino como una limitación de este diseño experimental. Su contrastación con operadores reales queda planteada como línea de trabajo futuro (sección 7.2). </w:t>
+        <w:t xml:space="preserve">Respecto de la hipótesis de trabajo, H1 no se confirma en su umbral literal de una reducción de al menos el 50% del TPP: el valor observado fue del 34,9% sobre las medias y del 35,9% sobre la mediana de las diferencias pareadas. La reducción es, no obstante, estadísticamente significativa (p = 9,54×10⁻⁶) y de tamaño de efecto grande (r = 0,60; Cohen, 1988), y se sostiene bajo un instrumento de medición único y consistente entre condiciones (sección 3.5). TED y NAS, reportadas de forma descriptiva y sin hipótesis asociada, no mostraron diferencia entre </w:t>
+      </w:r>
+      <w:r>
+        <w:lastRenderedPageBreak/>
+        <w:t xml:space="preserve">condiciones. Esto se debe a que la condición pretest, operada por los propios autores del sistema, no logró generar una tasa de error ni un nivel de desactualización de stock de base representativos de un operador real. Estos resultados, por lo tanto, no deben interpretarse como evidencia de que la automatización no mejora esos aspectos, sino como una limitación de este diseño experimental. Su contrastación con operadores reales queda planteada como línea de trabajo futuro (sección 7.2). </w:t>
       </w:r>
     </w:p>
     <w:p>
@@ -10453,43 +10289,42 @@
       <w:bookmarkStart w:id="87" w:name="sec7_2"/>
       <w:bookmarkEnd w:id="86"/>
       <w:r>
+        <w:t>7.2 Trabajos futuros</w:t>
+      </w:r>
+      <w:bookmarkEnd w:id="87"/>
+      <w:r>
+        <w:rPr>
+          <w:color w:val="2E74B5"/>
+        </w:rPr>
+        <w:t xml:space="preserve"> </w:t>
+      </w:r>
+    </w:p>
+    <w:p>
+      <w:pPr>
+        <w:ind w:left="-5" w:right="841"/>
+      </w:pPr>
+      <w:r>
+        <w:t xml:space="preserve">La principal línea de continuidad identificada es la validación de campo del sistema en un comercio real en operación, tal como se plantea en las secciones 1.6 y 3.9. Esto responde a que el presente trabajo evalúa el artefacto en un entorno controlado y no en condiciones reales de uso. Esa validación de campo es también la vía para contrastar TED y NAS con una tasa de error y un nivel de desactualización de stock de base representativos de un operador real, que el diseño actual no permite generar (secciones 6.1 y 7.1). En segundo lugar, se incorporó una suite de pruebas de integración automatizadas (JUnit y Spring Boot Test) sobre los endpoints críticos del backend: carrito, confirmación de pedido y control de acceso. Esta suite se describe en la sección 4.5 y complementa las verificaciones manuales realizadas durante el desarrollo. En tercer lugar, se habían identificado dos tareas técnicas puntuales pendientes de resolución antes de una eventual implementación real: la corrección de la excepción no controlada que exponía el escenario de carrito vacío, y la incorporación de una validación de cantidad máxima del lado del servidor. Esta última cantidad estaba antes impuesta únicamente por la construcción de los botones en n8n (sección 4.4). Ambas se resolvieron en una iteración posterior a la ejecución del experimento. Para el primer caso, se agregó manejo explícito de la excepción (respuesta HTTP 400 con mensaje descriptivo; commit 1d95abf del repositorio, Anexo F). Para el segundo, una validación de rango (1 a 10 unidades) en el endpoint POST /carrito/{chatId}/item (commit 237ed83 del repositorio, Anexo F). </w:t>
+      </w:r>
+    </w:p>
+    <w:p>
+      <w:pPr>
+        <w:ind w:left="-5" w:right="841"/>
+      </w:pPr>
+      <w:r>
+        <w:t xml:space="preserve">En una revisión posterior del código, se identificaron dos observaciones adicionales sobre este mismo flujo, que se investigaron y resolvieron en la misma sesión. La primera era una condición de carrera en la confirmación de pedidos: la comprobación en memoria del estado antes de descontar stock permitía que dos confirmaciones casi simultáneas del mismo pedido (por ejemplo, un doble clic) leyeran ambas el estado no confirmado antes de que la primera terminara de escribir, descontando el stock dos veces. Se corrigió reemplazando esa comprobación por una transición atómica a nivel de base de datos: una sentencia UPDATE </w:t>
+      </w:r>
+      <w:r>
         <w:lastRenderedPageBreak/>
-        <w:t>7.2 Trabajos futuros</w:t>
-      </w:r>
-      <w:bookmarkEnd w:id="87"/>
-      <w:r>
-        <w:rPr>
-          <w:color w:val="2E74B5"/>
-        </w:rPr>
-        <w:t xml:space="preserve"> </w:t>
-      </w:r>
-    </w:p>
-    <w:p>
-      <w:pPr>
-        <w:ind w:left="-5" w:right="841"/>
-      </w:pPr>
-      <w:r>
-        <w:t xml:space="preserve">La principal línea de continuidad identificada es la validación de campo del sistema en un comercio real en operación, tal como se plantea en las secciones 1.6 y 3.9. Esto responde a que el presente trabajo evalúa el artefacto en un entorno controlado y no en condiciones reales de uso. Esa validación de campo es también la vía para contrastar TED y NAS con una tasa de error y un nivel de desactualización de stock de base representativos de un operador real, que el diseño actual no permite generar (secciones 6.1 y 7.1). En segundo lugar, se incorporó una suite de pruebas de integración automatizadas (JUnit y Spring Boot Test) sobre los endpoints críticos del backend: carrito, confirmación de pedido y control de acceso. Esta suite se describe en la sección 4.5 y complementa las verificaciones manuales realizadas durante el desarrollo. En tercer lugar, se habían identificado dos tareas técnicas puntuales pendientes de resolución antes de una eventual implementación real: la corrección de la excepción no controlada que exponía el escenario de carrito vacío, y la incorporación de una validación de cantidad máxima del lado del servidor. Esta última cantidad estaba antes impuesta únicamente por la construcción de los botones en n8n (sección 4.4). Ambas se resolvieron en una iteración posterior a la ejecución del experimento. Para el primer caso, se agregó manejo explícito de la excepción (respuesta HTTP 400 con mensaje descriptivo; commit 1d95abf del repositorio, Anexo F). Para el segundo, una validación de rango (1 a 10 unidades) en el endpoint POST /carrito/{chatId}/item (commit 237ed83 del repositorio, Anexo F). </w:t>
-      </w:r>
-    </w:p>
-    <w:p>
-      <w:pPr>
-        <w:ind w:left="-5" w:right="841"/>
-      </w:pPr>
-      <w:r>
-        <w:t>En una revisión posterior del código, se identificaron dos observaciones adicionales sobre este mismo flujo, que se investigaron y resolvieron en la misma sesión. La primera era una condición de carrera en la confirmación de pedidos: la comprobación en memoria del estado antes de descontar stock permitía que dos confirmaciones casi simultáneas del mismo pedido (por ejemplo, un doble clic) leyeran ambas el estado no confirmado antes de que la primera terminara de escribir, descontando el stock dos veces. Se corrigió reemplazando esa comprobación por una transición atómica a nivel de base de datos: una sentencia UPDATE condicionada a que el estado no sea ya CONFIRMADO, el mismo patrón ya usado para el descuento de stock. La corrección se validó con diez confirmaciones simultáneas reales sobre el mismo pedido y con el test de regresión confirmarEstadoDosVecesNoDescuentaStockDosVeces (sección 4.5). La segunda cuestionaba si la cantidad acumulada de un mismo producto al agregarlo dos veces al carrito debía limitarse al máximo de 10 unidades por interacción impuesto por el menú de botones de Telegram (sección 4.4). Se determinó que ese límite es exclusivo de la interfaz de botones y no una regla de negocio, por lo que la cantidad acumulada puede superar las 10 unidades sin inconveniente, siempre que la disponibilidad se valide contra el stock real al confirmar el pedido. Este comportamiento ya lo implementaba correctamente el sistema, y quedó cubierto con dos tests de regresión adicionales (sección 4.5).</w:t>
-      </w:r>
-    </w:p>
-    <w:p>
-      <w:pPr>
-        <w:ind w:left="-5" w:right="841"/>
-      </w:pPr>
-      <w:r>
-        <w:t xml:space="preserve">También se identificó, como riesgo de seguridad, que la configuración de desarrollo versionaba credenciales sensibles: un usuario de MySQL sin contraseña y valores por defecto para el secreto de firma JWT y la clave compartida de la integración con n8n. Estos valores permitían levantar el sistema sin definir ningún secreto real. Se separó la configuración en un </w:t>
-      </w:r>
-      <w:r>
-        <w:lastRenderedPageBreak/>
-        <w:t>perfil "dev" —activo por defecto, sin cambios en el flujo de trabajo local ni en la suite de pruebas— con esos valores de conveniencia. El archivo de configuración base, en cambio, no tiene valores por defecto para las credenciales de base de datos, el secreto JWT y la clave de n8n: cualquier otro perfil de despliegue debe definirlas por variable de entorno, o el arranque falla con un error explícito. Se agregó además la posibilidad de marcar la cookie de sesión JWT como Secure (solo HTTPS) mediante una variable de entorno, deshabilitada por defecto para no romper el desarrollo local sobre HTTP. Se agregó además un perfil “prod” (application-prod.properties) que sobreescribe spring.jpa.hibernate.ddl-auto de “update”, conveniente mientras el modelo de datos todavía cambiaba en desarrollo, a “validate”: en un despliegue real, Hibernate compara el esquema existente contra las entidades y falla el arranque si no coinciden, en lugar de crear o alterar tablas automáticamente.</w:t>
+        <w:t>condicionada a que el estado no sea ya CONFIRMADO, el mismo patrón ya usado para el descuento de stock. La corrección se validó con diez confirmaciones simultáneas reales sobre el mismo pedido y con el test de regresión confirmarEstadoDosVecesNoDescuentaStockDosVeces (sección 4.5). La segunda cuestionaba si la cantidad acumulada de un mismo producto al agregarlo dos veces al carrito debía limitarse al máximo de 10 unidades por interacción impuesto por el menú de botones de Telegram (sección 4.4). Se determinó que ese límite es exclusivo de la interfaz de botones y no una regla de negocio, por lo que la cantidad acumulada puede superar las 10 unidades sin inconveniente, siempre que la disponibilidad se valide contra el stock real al confirmar el pedido. Este comportamiento ya lo implementaba correctamente el sistema, y quedó cubierto con dos tests de regresión adicionales (sección 4.5).</w:t>
+      </w:r>
+    </w:p>
+    <w:p>
+      <w:pPr>
+        <w:ind w:left="-5" w:right="841"/>
+      </w:pPr>
+      <w:r>
+        <w:t>También se identificó, como riesgo de seguridad, que la configuración de desarrollo versionaba credenciales sensibles: un usuario de MySQL sin contraseña y valores por defecto para el secreto de firma JWT y la clave compartida de la integración con n8n. Estos valores permitían levantar el sistema sin definir ningún secreto real. Se separó la configuración en un perfil "dev" —activo por defecto, sin cambios en el flujo de trabajo local ni en la suite de pruebas— con esos valores de conveniencia. El archivo de configuración base, en cambio, no tiene valores por defecto para las credenciales de base de datos, el secreto JWT y la clave de n8n: cualquier otro perfil de despliegue debe definirlas por variable de entorno, o el arranque falla con un error explícito. Se agregó además la posibilidad de marcar la cookie de sesión JWT como Secure (solo HTTPS) mediante una variable de entorno, deshabilitada por defecto para no romper el desarrollo local sobre HTTP. Se agregó además un perfil “prod” (application-prod.properties) que sobreescribe spring.jpa.hibernate.ddl-auto de “update”, conveniente mientras el modelo de datos todavía cambiaba en desarrollo, a “validate”: en un despliegue real, Hibernate compara el esquema existente contra las entidades y falla el arranque si no coinciden, en lugar de crear o alterar tablas automáticamente.</w:t>
       </w:r>
     </w:p>
     <w:p>
@@ -11784,6 +11619,7 @@
       <w:bookmarkStart w:id="97" w:name="anxC"/>
       <w:bookmarkEnd w:id="96"/>
       <w:r>
+        <w:lastRenderedPageBreak/>
         <w:t>Anexo C. Flujo de automatización de n8n</w:t>
       </w:r>
       <w:bookmarkEnd w:id="97"/>
@@ -11807,11 +11643,7 @@
         <w:ind w:left="-5" w:right="841"/>
       </w:pPr>
       <w:r>
-        <w:t xml:space="preserve">Exportación completa del flujo de trabajo implementado en n8n, con 31 nodos que cubren la totalidad del proceso descripto en la sección 4.4: disparador de Telegram; distinción entre mensajes de texto y callback_query; construcción de los menús de categorías, productos y </w:t>
-      </w:r>
-      <w:r>
-        <w:lastRenderedPageBreak/>
-        <w:t xml:space="preserve">cantidad; gestión del carrito; confirmación y cancelación del pedido; manejo del caso de stock insuficiente; y webhook de notificación de cambios de estado hacia el cliente. </w:t>
+        <w:t xml:space="preserve">Exportación completa del flujo de trabajo implementado en n8n, con 31 nodos que cubren la totalidad del proceso descripto en la sección 4.4: disparador de Telegram; distinción entre mensajes de texto y callback_query; construcción de los menús de categorías, productos y cantidad; gestión del carrito; confirmación y cancelación del pedido; manejo del caso de stock insuficiente; y webhook de notificación de cambios de estado hacia el cliente. </w:t>
       </w:r>
     </w:p>
     <w:p>
@@ -11835,7 +11667,7 @@
         <w:spacing w:after="200" w:line="259" w:lineRule="auto"/>
         <w:ind w:left="-5" w:right="0" w:firstLine="0"/>
       </w:pPr>
-      <w:hyperlink r:id="rId17" w:history="1">
+      <w:hyperlink r:id="rId18" w:history="1">
         <w:r>
           <w:rPr>
             <w:rStyle w:val="Hipervnculo"/>
@@ -11944,6 +11776,7 @@
         <w:ind w:left="-5" w:right="841"/>
       </w:pPr>
       <w:r>
+        <w:lastRenderedPageBreak/>
         <w:t xml:space="preserve">Referencia: </w:t>
       </w:r>
     </w:p>
@@ -12019,7 +11852,6 @@
         <w:ind w:left="-5" w:right="0" w:firstLine="0"/>
       </w:pPr>
       <w:r>
-        <w:lastRenderedPageBreak/>
         <w:t>Permisos de acceso: la carpeta es de acceso público (cualquier persona con el enlace puede visualizar las diez capturas, sin necesidad de autenticarse).</w:t>
       </w:r>
     </w:p>
@@ -12049,7 +11881,7 @@
       <w:r>
         <w:t xml:space="preserve">Repositorio: </w:t>
       </w:r>
-      <w:hyperlink r:id="rId18" w:history="1">
+      <w:hyperlink r:id="rId19" w:history="1">
         <w:r>
           <w:rPr>
             <w:rStyle w:val="Hipervnculo"/>
@@ -12089,7 +11921,7 @@
       </w:r>
     </w:p>
     <w:sectPr>
-      <w:footerReference w:type="default" r:id="rId19"/>
+      <w:footerReference w:type="default" r:id="rId20"/>
       <w:pgSz w:w="12240" w:h="15840"/>
       <w:pgMar w:top="1332" w:right="1278" w:bottom="1365" w:left="2117" w:header="720" w:footer="720" w:gutter="0"/>
       <w:cols w:space="720"/>
